--- a/使用说明_可编辑版.docx
+++ b/使用说明_可编辑版.docx
@@ -1774,7 +1774,7 @@
                 <w:color w:val="000000"/>
                 <w:sz w:val="21"/>
               </w:rPr>
-              <w:t>v1.8 定制版</w:t>
+              <w:t>v2.0 定制版</w:t>
             </w:r>
           </w:p>
         </w:tc>
